--- a/AnniePlayer-LXversion安妮洛雪/docs/安妮播放器全功能介绍与使用说明.docx
+++ b/AnniePlayer-LXversion安妮洛雪/docs/安妮播放器全功能介绍与使用说明.docx
@@ -38,7 +38,7 @@
         <w:pStyle w:val="Date"/>
       </w:pPr>
       <w:r>
-        <w:t xml:space="preserve">V4.3.3 · 2026-09-27</w:t>
+        <w:t xml:space="preserve">V4.3.8 · 2026-09-28</w:t>
       </w:r>
     </w:p>
     <w:sdt>
@@ -2438,6 +2438,15 @@
         <w:t xml:space="preserve">桌面歌词</w:t>
       </w:r>
       <w:r>
+        <w:t xml:space="preserve"> / ♥ </w:t>
+      </w:r>
+      <w:r>
+        <w:rPr>
+          <w:rFonts w:hint="eastAsia"/>
+        </w:rPr>
+        <w:t xml:space="preserve">收藏播放中的在线歌曲</w:t>
+      </w:r>
+      <w:r>
         <w:t xml:space="preserve"> / ⚙ </w:t>
       </w:r>
       <w:r>
@@ -2626,7 +2635,68 @@
         <w:rPr>
           <w:rFonts w:hint="eastAsia"/>
         </w:rPr>
-        <w:t xml:space="preserve">随机播放</w:t>
+        <w:t xml:space="preserve">随机播放；在线歌单：☁️</w:t>
+      </w:r>
+      <w:r>
+        <w:t xml:space="preserve"> </w:t>
+      </w:r>
+      <w:r>
+        <w:rPr>
+          <w:rFonts w:hint="eastAsia"/>
+        </w:rPr>
+        <w:t xml:space="preserve">流媒体收藏列表（同套操作）</w:t>
+      </w:r>
+    </w:p>
+    <w:p>
+      <w:pPr>
+        <w:pStyle w:val="BodyText"/>
+      </w:pPr>
+      <w:r>
+        <w:rPr>
+          <w:rFonts w:hint="eastAsia"/>
+          <w:b/>
+          <w:bCs/>
+        </w:rPr>
+        <w:t xml:space="preserve">歌曲视图</w:t>
+      </w:r>
+      <w:r>
+        <w:rPr>
+          <w:b/>
+          <w:bCs/>
+        </w:rPr>
+        <w:t xml:space="preserve"> · A–Z </w:t>
+      </w:r>
+      <w:r>
+        <w:rPr>
+          <w:rFonts w:hint="eastAsia"/>
+          <w:b/>
+          <w:bCs/>
+        </w:rPr>
+        <w:t xml:space="preserve">索引</w:t>
+      </w:r>
+      <w:r>
+        <w:rPr>
+          <w:rFonts w:hint="eastAsia"/>
+        </w:rPr>
+        <w:t xml:space="preserve">：「歌曲」按标题首字母排序（中文按拼音，数字/符号归末尾</w:t>
+      </w:r>
+      <w:r>
+        <w:t xml:space="preserve"> # </w:t>
+      </w:r>
+      <w:r>
+        <w:rPr>
+          <w:rFonts w:hint="eastAsia"/>
+        </w:rPr>
+        <w:t xml:space="preserve">组，搜索结果同样排序）；右侧悬浮</w:t>
+      </w:r>
+      <w:r>
+        <w:t xml:space="preserve"> A–Z </w:t>
+      </w:r>
+      <w:r>
+        <w:rPr>
+          <w:rFonts w:hint="eastAsia"/>
+        </w:rPr>
+        <w:t xml:space="preserve">索引栏：点击平滑跳转、滚动时当前字母高亮、无曲目的字母置灰；歌词栏展开/收起时索引栏自动跟随移动</w:t>
       </w:r>
     </w:p>
     <w:p>
@@ -2988,7 +3058,16 @@
         <w:rPr>
           <w:rFonts w:hint="eastAsia"/>
         </w:rPr>
-        <w:t xml:space="preserve">收藏（跨启动保留）；「导入歌单」粘贴五大平台链接或纯数字</w:t>
+        <w:t xml:space="preserve">收藏（跨启动保留，侧栏「收藏的歌单」分组直达，✕</w:t>
+      </w:r>
+      <w:r>
+        <w:t xml:space="preserve"> </w:t>
+      </w:r>
+      <w:r>
+        <w:rPr>
+          <w:rFonts w:hint="eastAsia"/>
+        </w:rPr>
+        <w:t xml:space="preserve">取消）；「导入歌单」粘贴五大平台链接或纯数字</w:t>
       </w:r>
       <w:r>
         <w:t xml:space="preserve"> ID </w:t>
@@ -2997,7 +3076,347 @@
         <w:rPr>
           <w:rFonts w:hint="eastAsia"/>
         </w:rPr>
-        <w:t xml:space="preserve">直达；专辑页签搜专辑名、点卡片看全碟曲目（支持酷狗/酷我/QQ/网易四平台）；搜索历史自动记忆；批量下载已加载结果</w:t>
+        <w:t xml:space="preserve">直达；专辑页签搜专辑名、点卡片看全碟曲目（支持酷狗/酷我/QQ/网易四平台）；搜索历史自动记忆；批量下载已加载结果；歌曲行</w:t>
+      </w:r>
+      <w:r>
+        <w:t xml:space="preserve"> ♥ </w:t>
+      </w:r>
+      <w:r>
+        <w:rPr>
+          <w:rFonts w:hint="eastAsia"/>
+        </w:rPr>
+        <w:t xml:space="preserve">收藏到在线歌单、专辑详情「♥</w:t>
+      </w:r>
+      <w:r>
+        <w:t xml:space="preserve"> </w:t>
+      </w:r>
+      <w:r>
+        <w:rPr>
+          <w:rFonts w:hint="eastAsia"/>
+        </w:rPr>
+        <w:t xml:space="preserve">收藏整专」、顶栏</w:t>
+      </w:r>
+      <w:r>
+        <w:t xml:space="preserve"> ♥ </w:t>
+      </w:r>
+      <w:r>
+        <w:rPr>
+          <w:rFonts w:hint="eastAsia"/>
+        </w:rPr>
+        <w:t xml:space="preserve">收藏播放中的在线歌</w:t>
+      </w:r>
+    </w:p>
+    <w:p>
+      <w:pPr>
+        <w:pStyle w:val="BodyText"/>
+      </w:pPr>
+      <w:r>
+        <w:rPr>
+          <w:rFonts w:hint="eastAsia"/>
+          <w:b/>
+          <w:bCs/>
+        </w:rPr>
+        <w:t xml:space="preserve">在线歌单（流媒体收藏）</w:t>
+      </w:r>
+      <w:r>
+        <w:rPr>
+          <w:rFonts w:hint="eastAsia"/>
+        </w:rPr>
+        <w:t xml:space="preserve">：侧栏「在线歌单」分组：＋</w:t>
+      </w:r>
+      <w:r>
+        <w:t xml:space="preserve"> </w:t>
+      </w:r>
+      <w:r>
+        <w:rPr>
+          <w:rFonts w:hint="eastAsia"/>
+        </w:rPr>
+        <w:t xml:space="preserve">新建、✕</w:t>
+      </w:r>
+      <w:r>
+        <w:t xml:space="preserve"> </w:t>
+      </w:r>
+      <w:r>
+        <w:rPr>
+          <w:rFonts w:hint="eastAsia"/>
+        </w:rPr>
+        <w:t xml:space="preserve">删除、点列表名改名、▶</w:t>
+      </w:r>
+      <w:r>
+        <w:t xml:space="preserve"> </w:t>
+      </w:r>
+      <w:r>
+        <w:rPr>
+          <w:rFonts w:hint="eastAsia"/>
+        </w:rPr>
+        <w:t xml:space="preserve">播放</w:t>
+      </w:r>
+      <w:r>
+        <w:t xml:space="preserve"> / 🔀 </w:t>
+      </w:r>
+      <w:r>
+        <w:rPr>
+          <w:rFonts w:hint="eastAsia"/>
+        </w:rPr>
+        <w:t xml:space="preserve">随机播放；封面默认取第一首曲目封面（整专收藏即专辑封面）；收藏存平台曲目信息（不存播放地址），每次播放现解析</w:t>
+      </w:r>
+      <w:r>
+        <w:t xml:space="preserve"> URL </w:t>
+      </w:r>
+      <w:r>
+        <w:rPr>
+          <w:rFonts w:hint="eastAsia"/>
+        </w:rPr>
+        <w:t xml:space="preserve">不怕过期，歌词/封面/独占输出全自动；与本地播放列表互不相混；行内</w:t>
+      </w:r>
+      <w:r>
+        <w:t xml:space="preserve"> ✕ </w:t>
+      </w:r>
+      <w:r>
+        <w:rPr>
+          <w:rFonts w:hint="eastAsia"/>
+        </w:rPr>
+        <w:t xml:space="preserve">移除单曲；在线播放联动全局播放模式（顺序/随机/单曲循环）</w:t>
+      </w:r>
+    </w:p>
+    <w:p>
+      <w:pPr>
+        <w:pStyle w:val="BodyText"/>
+      </w:pPr>
+      <w:r>
+        <w:rPr>
+          <w:rFonts w:hint="eastAsia"/>
+          <w:b/>
+          <w:bCs/>
+        </w:rPr>
+        <w:t xml:space="preserve">Qobuz（侧栏</w:t>
+      </w:r>
+      <w:r>
+        <w:rPr>
+          <w:b/>
+          <w:bCs/>
+        </w:rPr>
+        <w:t xml:space="preserve"> </w:t>
+      </w:r>
+      <w:r>
+        <w:rPr>
+          <w:rFonts w:hint="eastAsia"/>
+          <w:b/>
+          <w:bCs/>
+        </w:rPr>
+        <w:t xml:space="preserve">🔷）</w:t>
+      </w:r>
+      <w:r>
+        <w:rPr>
+          <w:rFonts w:hint="eastAsia"/>
+        </w:rPr>
+        <w:t xml:space="preserve">：登录自己的</w:t>
+      </w:r>
+      <w:r>
+        <w:t xml:space="preserve"> Qobuz </w:t>
+      </w:r>
+      <w:r>
+        <w:rPr>
+          <w:rFonts w:hint="eastAsia"/>
+        </w:rPr>
+        <w:t xml:space="preserve">付费账号（邮箱+密码</w:t>
+      </w:r>
+      <w:r>
+        <w:t xml:space="preserve"> </w:t>
+      </w:r>
+      <w:r>
+        <w:rPr>
+          <w:rFonts w:hint="eastAsia"/>
+        </w:rPr>
+        <w:t xml:space="preserve">或</w:t>
+      </w:r>
+      <w:r>
+        <w:t xml:space="preserve"> </w:t>
+      </w:r>
+      <w:r>
+        <w:rPr>
+          <w:rFonts w:hint="eastAsia"/>
+        </w:rPr>
+        <w:t xml:space="preserve">user_auth_token，凭据仅本机加密保存）：搜索专辑/单曲/歌单，收藏专辑/收藏单曲/我的歌单快捷入口，详情页点曲目即播——最高</w:t>
+      </w:r>
+      <w:r>
+        <w:t xml:space="preserve"> 24bit/192kHz FLAC </w:t>
+      </w:r>
+      <w:r>
+        <w:rPr>
+          <w:rFonts w:hint="eastAsia"/>
+        </w:rPr>
+        <w:t xml:space="preserve">直链，bit-perfect</w:t>
+      </w:r>
+      <w:r>
+        <w:t xml:space="preserve"> </w:t>
+      </w:r>
+      <w:r>
+        <w:rPr>
+          <w:rFonts w:hint="eastAsia"/>
+        </w:rPr>
+        <w:t xml:space="preserve">独占输出与本地同一管线；歌词按标题+艺人走五大平台兜底匹配（Qobuz</w:t>
+      </w:r>
+      <w:r>
+        <w:t xml:space="preserve"> </w:t>
+      </w:r>
+      <w:r>
+        <w:rPr>
+          <w:rFonts w:hint="eastAsia"/>
+        </w:rPr>
+        <w:t xml:space="preserve">无歌词接口，含翻译行）；音质四档可选，顶栏实时显示播放音质；详情页</w:t>
+      </w:r>
+      <w:r>
+        <w:t xml:space="preserve"> ♥ </w:t>
+      </w:r>
+      <w:r>
+        <w:rPr>
+          <w:rFonts w:hint="eastAsia"/>
+        </w:rPr>
+        <w:t xml:space="preserve">收藏专辑/歌单到</w:t>
+      </w:r>
+      <w:r>
+        <w:t xml:space="preserve"> Qobuz </w:t>
+      </w:r>
+      <w:r>
+        <w:rPr>
+          <w:rFonts w:hint="eastAsia"/>
+        </w:rPr>
+        <w:t xml:space="preserve">账号（与官方</w:t>
+      </w:r>
+      <w:r>
+        <w:t xml:space="preserve"> App </w:t>
+      </w:r>
+      <w:r>
+        <w:rPr>
+          <w:rFonts w:hint="eastAsia"/>
+        </w:rPr>
+        <w:t xml:space="preserve">实时同步，再点取消）</w:t>
+      </w:r>
+    </w:p>
+    <w:p>
+      <w:pPr>
+        <w:pStyle w:val="BodyText"/>
+      </w:pPr>
+      <w:r>
+        <w:rPr>
+          <w:b/>
+          <w:bCs/>
+        </w:rPr>
+        <w:t xml:space="preserve">Qobuz </w:t>
+      </w:r>
+      <w:r>
+        <w:rPr>
+          <w:rFonts w:hint="eastAsia"/>
+          <w:b/>
+          <w:bCs/>
+        </w:rPr>
+        <w:t xml:space="preserve">下载</w:t>
+      </w:r>
+      <w:r>
+        <w:rPr>
+          <w:rFonts w:hint="eastAsia"/>
+        </w:rPr>
+        <w:t xml:space="preserve">：曲目行</w:t>
+      </w:r>
+      <w:r>
+        <w:t xml:space="preserve"> ⬇ </w:t>
+      </w:r>
+      <w:r>
+        <w:rPr>
+          <w:rFonts w:hint="eastAsia"/>
+        </w:rPr>
+        <w:t xml:space="preserve">单曲下载</w:t>
+      </w:r>
+      <w:r>
+        <w:t xml:space="preserve"> / </w:t>
+      </w:r>
+      <w:r>
+        <w:rPr>
+          <w:rFonts w:hint="eastAsia"/>
+        </w:rPr>
+        <w:t xml:space="preserve">详情页「下载全部」/</w:t>
+      </w:r>
+      <w:r>
+        <w:t xml:space="preserve"> </w:t>
+      </w:r>
+      <w:r>
+        <w:rPr>
+          <w:rFonts w:hint="eastAsia"/>
+        </w:rPr>
+        <w:t xml:space="preserve">粘贴</w:t>
+      </w:r>
+      <w:r>
+        <w:t xml:space="preserve"> Qobuz </w:t>
+      </w:r>
+      <w:r>
+        <w:rPr>
+          <w:rFonts w:hint="eastAsia"/>
+        </w:rPr>
+        <w:t xml:space="preserve">链接或</w:t>
+      </w:r>
+      <w:r>
+        <w:t xml:space="preserve"> ID </w:t>
+      </w:r>
+      <w:r>
+        <w:rPr>
+          <w:rFonts w:hint="eastAsia"/>
+        </w:rPr>
+        <w:t xml:space="preserve">解析下载（专辑/单曲/歌单）；并发</w:t>
+      </w:r>
+      <w:r>
+        <w:t xml:space="preserve"> 3 + </w:t>
+      </w:r>
+      <w:r>
+        <w:rPr>
+          <w:rFonts w:hint="eastAsia"/>
+        </w:rPr>
+        <w:t xml:space="preserve">失败自动重试</w:t>
+      </w:r>
+      <w:r>
+        <w:t xml:space="preserve"> + </w:t>
+      </w:r>
+      <w:r>
+        <w:rPr>
+          <w:rFonts w:hint="eastAsia"/>
+        </w:rPr>
+        <w:t xml:space="preserve">断点续传；专辑自动按「艺人</w:t>
+      </w:r>
+      <w:r>
+        <w:t xml:space="preserve"> - </w:t>
+      </w:r>
+      <w:r>
+        <w:rPr>
+          <w:rFonts w:hint="eastAsia"/>
+        </w:rPr>
+        <w:t xml:space="preserve">专辑</w:t>
+      </w:r>
+      <w:r>
+        <w:t xml:space="preserve"> / </w:t>
+      </w:r>
+      <w:r>
+        <w:rPr>
+          <w:rFonts w:hint="eastAsia"/>
+        </w:rPr>
+        <w:t xml:space="preserve">序号</w:t>
+      </w:r>
+      <w:r>
+        <w:t xml:space="preserve"> - </w:t>
+      </w:r>
+      <w:r>
+        <w:rPr>
+          <w:rFonts w:hint="eastAsia"/>
+        </w:rPr>
+        <w:t xml:space="preserve">标题」归档；账号栏</w:t>
+      </w:r>
+      <w:r>
+        <w:t xml:space="preserve"> 📁 </w:t>
+      </w:r>
+      <w:r>
+        <w:rPr>
+          <w:rFonts w:hint="eastAsia"/>
+        </w:rPr>
+        <w:t xml:space="preserve">自选下载目录（默认与流媒体下载目录相同，可一键恢复默认），同名已存在自动跳过</w:t>
       </w:r>
     </w:p>
     <w:p>

--- a/AnniePlayer-LXversion安妮洛雪/docs/安妮播放器全功能介绍与使用说明.docx
+++ b/AnniePlayer-LXversion安妮洛雪/docs/安妮播放器全功能介绍与使用说明.docx
@@ -38,7 +38,7 @@
         <w:pStyle w:val="Date"/>
       </w:pPr>
       <w:r>
-        <w:t xml:space="preserve">V4.3.8 · 2026-09-28</w:t>
+        <w:t xml:space="preserve">V4.3.12 · 2026-09-29</w:t>
       </w:r>
     </w:p>
     <w:sdt>
@@ -527,7 +527,19 @@
         <w:rPr>
           <w:rFonts w:hint="eastAsia"/>
         </w:rPr>
-        <w:t xml:space="preserve">DSD）；设备不支持时自动回落</w:t>
+        <w:t xml:space="preserve">DSD·实验，位流直推</w:t>
+      </w:r>
+      <w:r>
+        <w:t xml:space="preserve"> </w:t>
+      </w:r>
+      <w:r>
+        <w:rPr>
+          <w:rFonts w:hint="eastAsia"/>
+        </w:rPr>
+        <w:t xml:space="preserve">DAC，DSD64~512）；设备不支持时自动回落转</w:t>
+      </w:r>
+      <w:r>
+        <w:t xml:space="preserve"> PCM</w:t>
       </w:r>
     </w:p>
     <w:p>
@@ -3753,6 +3765,15 @@
         <w:rPr>
           <w:rFonts w:hint="eastAsia"/>
         </w:rPr>
+        <w:t xml:space="preserve">手机遥控（局域网配对）/</w:t>
+      </w:r>
+      <w:r>
+        <w:t xml:space="preserve"> </w:t>
+      </w:r>
+      <w:r>
+        <w:rPr>
+          <w:rFonts w:hint="eastAsia"/>
+        </w:rPr>
         <w:t xml:space="preserve">界面主题</w:t>
       </w:r>
       <w:r>
@@ -3898,7 +3919,25 @@
         <w:rPr>
           <w:rFonts w:hint="eastAsia"/>
         </w:rPr>
-        <w:t xml:space="preserve">输出健康卡片（爆音自查先看欠载计数）</w:t>
+        <w:t xml:space="preserve">输出健康卡片（爆音自查先看欠载计数）；插拔耳机/USB</w:t>
+      </w:r>
+      <w:r>
+        <w:t xml:space="preserve"> DAC </w:t>
+      </w:r>
+      <w:r>
+        <w:rPr>
+          <w:rFonts w:hint="eastAsia"/>
+        </w:rPr>
+        <w:t xml:space="preserve">自动识别（约</w:t>
+      </w:r>
+      <w:r>
+        <w:t xml:space="preserve"> 2 </w:t>
+      </w:r>
+      <w:r>
+        <w:rPr>
+          <w:rFonts w:hint="eastAsia"/>
+        </w:rPr>
+        <w:t xml:space="preserve">秒，弹提示不自动切换）</w:t>
       </w:r>
     </w:p>
     <w:p>
@@ -4129,7 +4168,16 @@
         <w:t xml:space="preserve">桌面歌词</w:t>
       </w:r>
       <w:r>
-        <w:t xml:space="preserve"> / AM </w:t>
+        <w:t xml:space="preserve"> / </w:t>
+      </w:r>
+      <w:r>
+        <w:rPr>
+          <w:rFonts w:hint="eastAsia"/>
+        </w:rPr>
+        <w:t xml:space="preserve">桌面歌词外观（颜色/对齐/单双行/字号/背景）/</w:t>
+      </w:r>
+      <w:r>
+        <w:t xml:space="preserve"> AM </w:t>
       </w:r>
       <w:r>
         <w:rPr>
@@ -4227,7 +4275,34 @@
         <w:rPr>
           <w:rFonts w:hint="eastAsia"/>
         </w:rPr>
-        <w:t xml:space="preserve">秒自动刷新</w:t>
+        <w:t xml:space="preserve">秒自动刷新（V4.3.10</w:t>
+      </w:r>
+      <w:r>
+        <w:t xml:space="preserve"> </w:t>
+      </w:r>
+      <w:r>
+        <w:rPr>
+          <w:rFonts w:hint="eastAsia"/>
+        </w:rPr>
+        <w:t xml:space="preserve">起监听扫描在后台线程执行+30</w:t>
+      </w:r>
+      <w:r>
+        <w:t xml:space="preserve"> </w:t>
+      </w:r>
+      <w:r>
+        <w:rPr>
+          <w:rFonts w:hint="eastAsia"/>
+        </w:rPr>
+        <w:t xml:space="preserve">秒限频，大曲库不卡界面）；请勿把整个盘符（如</w:t>
+      </w:r>
+      <w:r>
+        <w:t xml:space="preserve"> </w:t>
+      </w:r>
+      <w:r>
+        <w:rPr>
+          <w:rFonts w:hint="eastAsia"/>
+        </w:rPr>
+        <w:t xml:space="preserve">F:）添加为媒体库——会弹警告，整盘扫描/监听极易卡顿</w:t>
       </w:r>
     </w:p>
     <w:p>
@@ -4826,6 +4901,61 @@
           <w:b/>
           <w:bCs/>
         </w:rPr>
+        <w:t xml:space="preserve">手机遥控（局域网）</w:t>
+      </w:r>
+      <w:r>
+        <w:rPr>
+          <w:rFonts w:hint="eastAsia"/>
+        </w:rPr>
+        <w:t xml:space="preserve">：设置</w:t>
+      </w:r>
+      <w:r>
+        <w:t xml:space="preserve"> → </w:t>
+      </w:r>
+      <w:r>
+        <w:rPr>
+          <w:rFonts w:hint="eastAsia"/>
+        </w:rPr>
+        <w:t xml:space="preserve">常规</w:t>
+      </w:r>
+      <w:r>
+        <w:t xml:space="preserve"> → </w:t>
+      </w:r>
+      <w:r>
+        <w:rPr>
+          <w:rFonts w:hint="eastAsia"/>
+        </w:rPr>
+        <w:t xml:space="preserve">手机遥控开启后，手机连同一</w:t>
+      </w:r>
+      <w:r>
+        <w:t xml:space="preserve"> Wi-Fi </w:t>
+      </w:r>
+      <w:r>
+        <w:rPr>
+          <w:rFonts w:hint="eastAsia"/>
+        </w:rPr>
+        <w:t xml:space="preserve">浏览器打开所示地址，输入</w:t>
+      </w:r>
+      <w:r>
+        <w:t xml:space="preserve"> 4 </w:t>
+      </w:r>
+      <w:r>
+        <w:rPr>
+          <w:rFonts w:hint="eastAsia"/>
+        </w:rPr>
+        <w:t xml:space="preserve">位配对码即可遥控：封面/进度（点按跳转）/播放暂停/上下首/音量/播放模式/实时歌词（含翻译）。配对码可重置（已配对设备全部失效）</w:t>
+      </w:r>
+    </w:p>
+    <w:p>
+      <w:pPr>
+        <w:pStyle w:val="BodyText"/>
+      </w:pPr>
+      <w:r>
+        <w:rPr>
+          <w:rFonts w:hint="eastAsia"/>
+          <w:b/>
+          <w:bCs/>
+        </w:rPr>
         <w:t xml:space="preserve">系统媒体控制（SMTC）</w:t>
       </w:r>
       <w:r>
@@ -5144,7 +5274,16 @@
         <w:rPr>
           <w:rFonts w:hint="eastAsia"/>
         </w:rPr>
-        <w:t xml:space="preserve">填充；悬停工具钮：🔒</w:t>
+        <w:t xml:space="preserve">填充，支持流媒体/Qobuz</w:t>
+      </w:r>
+      <w:r>
+        <w:t xml:space="preserve"> </w:t>
+      </w:r>
+      <w:r>
+        <w:rPr>
+          <w:rFonts w:hint="eastAsia"/>
+        </w:rPr>
+        <w:t xml:space="preserve">歌词（含翻译）；悬停工具钮：🔒</w:t>
       </w:r>
       <w:r>
         <w:t xml:space="preserve"> </w:t>
@@ -5174,13 +5313,40 @@
         <w:t xml:space="preserve">透明度</w:t>
       </w:r>
       <w:r>
+        <w:t xml:space="preserve"> / ⚙ </w:t>
+      </w:r>
+      <w:r>
+        <w:rPr>
+          <w:rFonts w:hint="eastAsia"/>
+        </w:rPr>
+        <w:t xml:space="preserve">自定义面板</w:t>
+      </w:r>
+      <w:r>
         <w:t xml:space="preserve"> / ✕ </w:t>
       </w:r>
       <w:r>
         <w:rPr>
           <w:rFonts w:hint="eastAsia"/>
         </w:rPr>
-        <w:t xml:space="preserve">关闭；入口：AM</w:t>
+        <w:t xml:space="preserve">关闭；外观自定义（当前行颜色/未唱色/对齐/单双行/字号/背景深浅）也可在设置</w:t>
+      </w:r>
+      <w:r>
+        <w:t xml:space="preserve"> → </w:t>
+      </w:r>
+      <w:r>
+        <w:rPr>
+          <w:rFonts w:hint="eastAsia"/>
+        </w:rPr>
+        <w:t xml:space="preserve">歌词</w:t>
+      </w:r>
+      <w:r>
+        <w:t xml:space="preserve"> → </w:t>
+      </w:r>
+      <w:r>
+        <w:rPr>
+          <w:rFonts w:hint="eastAsia"/>
+        </w:rPr>
+        <w:t xml:space="preserve">桌面歌词外观统一调整，实时同步；入口：AM</w:t>
       </w:r>
       <w:r>
         <w:t xml:space="preserve"> </w:t>
